--- a/klagomål/A 476-2025 FSC-klagomål.docx
+++ b/klagomål/A 476-2025 FSC-klagomål.docx
@@ -905,7 +905,7 @@
     <w:r>
       <w:tab/>
       <w:tab/>
-      <w:t>2025-01-08</w:t>
+      <w:t>2025-01-09</w:t>
       <w:br/>
       <w:br/>
     </w:r>

--- a/klagomål/A 476-2025 FSC-klagomål.docx
+++ b/klagomål/A 476-2025 FSC-klagomål.docx
@@ -191,7 +191,7 @@
     </w:p>
     <w:p>
       <w:r>
-        <w:t>I avverkningsanmälan har följande 1 naturvårdsarter hittats: knärot (VU, §8). Av dessa är 1 rödlistade. För rödlistade arter har rödlistekategorin angivits inom parentes. För fridlysta arter anges även paragrafen i Artskyddsförordningen som arten är fridlyst enligt.</w:t>
+        <w:t>I avverkningsanmälan har följande 4 naturvårdsarter hittats: knärot (VU, §8), tallbit (VU, §4), spillkråka (NT, §4) och kattfotslav (S). Av dessa är 3 rödlistade. För rödlistade arter har rödlistekategorin angivits inom parentes. Arter som är signalarter enligt Skogsstyrelsen har markerats med (S). För fridlysta arter anges även paragrafen i Artskyddsförordningen som arten är fridlyst enligt.</w:t>
       </w:r>
     </w:p>
     <w:p>
@@ -256,7 +256,21 @@
     </w:p>
     <w:p>
       <w:r>
-        <w:t>Följande fridlysta arter har sina livsmiljöer och växtplatser i den avverkningsanmälda skogen: knärot (VU, §8).</w:t>
+        <w:t>Följande fridlysta arter har sina livsmiljöer och växtplatser i den avverkningsanmälda skogen: knärot (VU, §8), tallbit (VU, §4) och spillkråka (NT, §4).</w:t>
+      </w:r>
+    </w:p>
+    <w:p>
+      <w:r>
+        <w:t xml:space="preserve">Observera att medlemsländerna är skyldiga att agera i enlighet med EU:s fågeldirektiv där det uttryckligen står att direktivet gäller för fåglar samt för deras ägg, bon och </w:t>
+      </w:r>
+      <w:r>
+        <w:rPr>
+          <w:b/>
+        </w:rPr>
+        <w:t xml:space="preserve">livsmiljöer </w:t>
+      </w:r>
+      <w:r>
+        <w:t>(artikel 1). Vidare att de åtgärder som vidtas inte får leda till en försämring av den nuvarande situationen beträffande bevarandet av de fågelarter som avses i artikel 1 (artikel 13). Fågeldirektivet är styrande för tillsynsansvariga myndigheters ärendehantering, ställningstaganden och beslutsfattande.</w:t>
       </w:r>
     </w:p>
     <w:p>
@@ -329,6 +343,28 @@
     </w:p>
     <w:p>
       <w:r>
+        <w:rPr>
+          <w:b/>
+        </w:rPr>
+        <w:t>Spillkråka (NT, §4)</w:t>
+      </w:r>
+      <w:r>
+        <w:t xml:space="preserve"> är rödlistad som nära hotad och ingår i bilaga 1 i EU:s fågeldirektiv. Den minskar i population på grund av minskad tillgång på lämpliga bo- och födoträd och minskad födotillgång. Spillkråkans minskningstakt har uppgått till 19 (24–10) % under de senaste 15 åren. Minskningstakten för den svenska populationen bedöms vara nära gränsvärdet för Sårbar (VU) (A2bc). Skogsbruk med korta omloppstider och täta, homogena ungskogar utgör det största hotet, (SLU Artdatabanken, 2023).</w:t>
+      </w:r>
+    </w:p>
+    <w:p>
+      <w:r>
+        <w:rPr>
+          <w:b/>
+        </w:rPr>
+        <w:t>Tallbit (VU, §4)</w:t>
+      </w:r>
+      <w:r>
+        <w:t>, rödlistad som sårbar och prioriterad art i Skogsvårdslagen, har minskat med 25-75 % de senaste 30 åren. Tallbit ställer höga krav på sin livsmiljö och permanent förekomst av häckande tallbit finns huvudsakligen i gammal grandominerad barrblandskog av naturskogskaraktär. Reviren är relativt stora (12−75 hektar) och arten saknas i områden med storskaligt skogsbruk med hög andel stora hyggen och täta ungskogar. Områden med dokumenterad permanent förekomst har vanligtvis så stora naturvärden att skogsbruk är olämpligt (SLU Artdatabanken, 2024; Skogsstyrelsen, 2016). Observationer av tallbit i naturskog eller under häckningstid måste alltid utredas.</w:t>
+      </w:r>
+    </w:p>
+    <w:p>
+      <w:r>
         <w:t>I BILAGA 1 finns mer detaljerad information om ekologi samt krav på livsmiljö hos fridlysta arter.</w:t>
       </w:r>
     </w:p>
@@ -384,6 +420,22 @@
       <w:r>
         <w:t>I den avverkningsanmälda skogen har fridlysta arter sina livsmiljöer och växtplatser. Att skada de fridlysta arternas livsmiljöer, växtplatser eller ekologiska funktion är inte tillåtet enligt artskyddsförordningen.</w:t>
       </w:r>
+      <w:r>
+        <w:rPr>
+          <w:i/>
+        </w:rPr>
+        <w:t xml:space="preserve"> EU:s medlemsländer och skogsbolag är skyldiga att agera i enlighet med EU:s fågeldirektiv där det uttryckligen står att direktivet gäller för fåglar samt för deras ägg, bon och </w:t>
+      </w:r>
+      <w:r>
+        <w:rPr>
+          <w:b/>
+          <w:i/>
+        </w:rPr>
+        <w:t xml:space="preserve">livsmiljöer </w:t>
+      </w:r>
+      <w:r>
+        <w:t>(artikel 1). Vidare att de åtgärder som vidtas inte får leda till en försämring av den nuvarande situationen beträffande bevarandet av de fågelarter som avses i artikel 1 (artikel 13).</w:t>
+      </w:r>
     </w:p>
     <w:p>
       <w:r>
@@ -422,7 +474,7 @@
         <w:rPr>
           <w:i/>
         </w:rPr>
-        <w:t>I det avverkningsanmälda skogsområdet har 1 naturvårdsarter varav 1 rödlistade arter sina livsmiljöer och växtplatser.</w:t>
+        <w:t>I det avverkningsanmälda skogsområdet har 4 naturvårdsarter varav 3 rödlistade arter sina livsmiljöer och växtplatser.</w:t>
       </w:r>
     </w:p>
     <w:p>
@@ -775,6 +827,104 @@
       </w:r>
       <w:r>
         <w:t>SLU Artdatabanken, Uppsala</w:t>
+      </w:r>
+    </w:p>
+    <w:p>
+      <w:pPr>
+        <w:pStyle w:val="Heading1"/>
+      </w:pPr>
+      <w:r>
+        <w:t>Spillkråka – ekologi samt krav på livsmiljön</w:t>
+      </w:r>
+    </w:p>
+    <w:p>
+      <w:r>
+        <w:t>Spillkråka (NT) är rödlistad som nära hotad, fridlyst enligt §4 Artskyddsförordningen och ingår i bilaga 1 i EU:s fågeldirektiv. Spillkråka lever i både barr- och blandskog liksom i ren lövskog. De tätaste populationerna tenderar att finnas i äldre, variationsrik blandskog med gott om död ved och gamla träd.</w:t>
+      </w:r>
+    </w:p>
+    <w:p>
+      <w:r>
+        <w:t>Varje par utnyttjar 400–1000 hektar skog beroende på skogens kvalitet. En minskning av populationen pågår på grund av minskad tillgång på lämpliga bo- och födoträd och minskad födotillgång. Spillkråkans minskningstakt har uppgått till 19 (24–10) % under de senaste 15 åren. Minskningstakten för den svenska populationen bedöms vara nära gränsvärdet för Sårbar (VU) (A2bc). Skogsbruk med korta omloppstider och täta, homogena ungskogar utgör det största hotet (Artdatabanken 2023).</w:t>
+      </w:r>
+    </w:p>
+    <w:p>
+      <w:pPr>
+        <w:pStyle w:val="Heading2"/>
+      </w:pPr>
+      <w:r>
+        <w:t>Referenser – spillkråka</w:t>
+      </w:r>
+    </w:p>
+    <w:p>
+      <w:r>
+        <w:t xml:space="preserve">SLU Artdatabanken, 2021. </w:t>
+      </w:r>
+      <w:r>
+        <w:rPr>
+          <w:i/>
+        </w:rPr>
+        <w:t xml:space="preserve">Artfaktablad. Naturvård – artfakta. </w:t>
+      </w:r>
+      <w:r>
+        <w:t>SLU Artdatabanken, Uppsala</w:t>
+      </w:r>
+    </w:p>
+    <w:p>
+      <w:pPr>
+        <w:pStyle w:val="Heading1"/>
+      </w:pPr>
+      <w:r>
+        <w:t>Tallbit – ekologi samt krav på livsmiljön</w:t>
+      </w:r>
+    </w:p>
+    <w:p>
+      <w:r>
+        <w:t>Tallbit (VU, §4) är rödlistad som sårbar och prioriterad art enligt Skogsvårdslagen. Arten har minskat med 25-75 % de senaste 30 åren och minskningstakten överstiger gränsvärdet för Sårbar (VU) enligt A-kriteriet. (A4bc). Den förekommer från norra Dalarna och norrut genom de inre delarna av Norrland, norrut till norra Norrbotten. Området med regelbunden förekomst har kraftigt reducerats och 90 % av populationen förekommer numera i Norrbottens län (SLU Artdatabanken, 2024).</w:t>
+      </w:r>
+    </w:p>
+    <w:p>
+      <w:r>
+        <w:t>Tallbit ställer höga krav på sin livsmiljö och permanent förekomst av häckande tallbit finns huvudsakligen i gammal grandominerad barrblandskog av naturskogskaraktär med inslag av björk, gråal, rönn och viden, påfallande ofta i områden med inslag av myrmark och små vattendrag. Reviren är relativt stora (12−75 hektar enligt befintliga studier) och arten saknas i områden med storskaligt skogsbruk med hög andel stora hyggen och täta ungskogar. Områden med dokumenterad permanent förekomst har ofta så stora naturvärden att skogsbruk är olämpligt (SLU Artdatabanken, 2024; Skogsstyrelsen, 2016).</w:t>
+      </w:r>
+    </w:p>
+    <w:p>
+      <w:r>
+        <w:t>Arealerna grandominerad naturskog har i stora delar av landet blivit allt för små, och bestånden är dessutom i många fall allt för isolerade, för att kunna upprätthålla stabila populationer. Omdaningen av naturskogsartad skog till produktionsskog medför en förlust av viktiga häckningsmiljöer, något som förstärks av ökad fragmentering av kvarvarande naturskogsartade bestånd. Områden med dokumenterad permanent förekomst i naturskogsmiljöer kan ha så stora naturvärden att de bör bli föremål för områdesskydd eller naturvårdsavsättningar (Skogsstyrelsen, 2016).</w:t>
+      </w:r>
+    </w:p>
+    <w:p>
+      <w:r>
+        <w:t>Tallbiten flyttar normalt endast begränsade sträckor inom norra barrskogsregionen och de flesta vintrar ses den endast i mycket liten omfattning utanför häckningsområdet. Med långa och oregelbundna mellanrum uppträder tallbiten invasionsaktigt och i samband med sådana rörelser kan den observeras i stora delar av Sverige (SLU Artdatabanken, 2024).</w:t>
+      </w:r>
+    </w:p>
+    <w:p>
+      <w:pPr>
+        <w:pStyle w:val="Heading2"/>
+      </w:pPr>
+      <w:r>
+        <w:t>Referenser – tallbit</w:t>
+      </w:r>
+    </w:p>
+    <w:p>
+      <w:r>
+        <w:t xml:space="preserve">Skogsstyrelsen, 2016. </w:t>
+      </w:r>
+      <w:r>
+        <w:rPr>
+          <w:i/>
+        </w:rPr>
+        <w:t>Vägledning för hänsyn till tallbit.</w:t>
+      </w:r>
+    </w:p>
+    <w:p>
+      <w:r>
+        <w:t>SLU Artdatabanken, 2024.</w:t>
+      </w:r>
+      <w:r>
+        <w:rPr>
+          <w:i/>
+        </w:rPr>
+        <w:t xml:space="preserve"> Artfakta: tallbit (Pinicola enucleator).</w:t>
       </w:r>
     </w:p>
     <w:sectPr>
@@ -905,7 +1055,7 @@
     <w:r>
       <w:tab/>
       <w:tab/>
-      <w:t>2025-01-09</w:t>
+      <w:t>2025-01-10</w:t>
       <w:br/>
       <w:br/>
     </w:r>

--- a/klagomål/A 476-2025 FSC-klagomål.docx
+++ b/klagomål/A 476-2025 FSC-klagomål.docx
@@ -191,7 +191,7 @@
     </w:p>
     <w:p>
       <w:r>
-        <w:t>I avverkningsanmälan har följande 4 naturvårdsarter hittats: knärot (VU, §8), tallbit (VU, §4), spillkråka (NT, §4) och kattfotslav (S). Av dessa är 3 rödlistade. För rödlistade arter har rödlistekategorin angivits inom parentes. Arter som är signalarter enligt Skogsstyrelsen har markerats med (S). För fridlysta arter anges även paragrafen i Artskyddsförordningen som arten är fridlyst enligt.</w:t>
+        <w:t>I avverkningsanmälan har följande 5 naturvårdsarter hittats: knärot (VU, §8), brunpudrad nållav (NT), spillkråka (NT, §4), kattfotslav (S) och stor revmossa (S). Av dessa är 3 rödlistade. För rödlistade arter har rödlistekategorin angivits inom parentes. Arter som är signalarter enligt Skogsstyrelsen har markerats med (S). För fridlysta arter anges även paragrafen i Artskyddsförordningen som arten är fridlyst enligt.</w:t>
       </w:r>
     </w:p>
     <w:p>
@@ -206,7 +206,7 @@
       <w:r>
         <w:drawing>
           <wp:inline xmlns:a="http://schemas.openxmlformats.org/drawingml/2006/main" xmlns:pic="http://schemas.openxmlformats.org/drawingml/2006/picture">
-            <wp:extent cx="5486400" cy="7296205"/>
+            <wp:extent cx="5486400" cy="7144820"/>
             <wp:docPr id="1" name="Picture 1"/>
             <wp:cNvGraphicFramePr>
               <a:graphicFrameLocks noChangeAspect="1"/>
@@ -227,7 +227,7 @@
                   <pic:spPr>
                     <a:xfrm>
                       <a:off x="0" y="0"/>
-                      <a:ext cx="5486400" cy="7296205"/>
+                      <a:ext cx="5486400" cy="7144820"/>
                     </a:xfrm>
                     <a:prstGeom prst="rect"/>
                   </pic:spPr>
@@ -256,7 +256,7 @@
     </w:p>
     <w:p>
       <w:r>
-        <w:t>Följande fridlysta arter har sina livsmiljöer och växtplatser i den avverkningsanmälda skogen: knärot (VU, §8), tallbit (VU, §4) och spillkråka (NT, §4).</w:t>
+        <w:t>Följande fridlysta arter har sina livsmiljöer och växtplatser i den avverkningsanmälda skogen: knärot (VU, §8) och spillkråka (NT, §4).</w:t>
       </w:r>
     </w:p>
     <w:p>
@@ -350,17 +350,6 @@
       </w:r>
       <w:r>
         <w:t xml:space="preserve"> är rödlistad som nära hotad och ingår i bilaga 1 i EU:s fågeldirektiv. Den minskar i population på grund av minskad tillgång på lämpliga bo- och födoträd och minskad födotillgång. Spillkråkans minskningstakt har uppgått till 19 (24–10) % under de senaste 15 åren. Minskningstakten för den svenska populationen bedöms vara nära gränsvärdet för Sårbar (VU) (A2bc). Skogsbruk med korta omloppstider och täta, homogena ungskogar utgör det största hotet, (SLU Artdatabanken, 2023).</w:t>
-      </w:r>
-    </w:p>
-    <w:p>
-      <w:r>
-        <w:rPr>
-          <w:b/>
-        </w:rPr>
-        <w:t>Tallbit (VU, §4)</w:t>
-      </w:r>
-      <w:r>
-        <w:t>, rödlistad som sårbar och prioriterad art i Skogsvårdslagen, har minskat med 25-75 % de senaste 30 åren. Tallbit ställer höga krav på sin livsmiljö och permanent förekomst av häckande tallbit finns huvudsakligen i gammal grandominerad barrblandskog av naturskogskaraktär. Reviren är relativt stora (12−75 hektar) och arten saknas i områden med storskaligt skogsbruk med hög andel stora hyggen och täta ungskogar. Områden med dokumenterad permanent förekomst har vanligtvis så stora naturvärden att skogsbruk är olämpligt (SLU Artdatabanken, 2024; Skogsstyrelsen, 2016). Observationer av tallbit i naturskog eller under häckningstid måste alltid utredas.</w:t>
       </w:r>
     </w:p>
     <w:p>
@@ -474,7 +463,7 @@
         <w:rPr>
           <w:i/>
         </w:rPr>
-        <w:t>I det avverkningsanmälda skogsområdet har 4 naturvårdsarter varav 3 rödlistade arter sina livsmiljöer och växtplatser.</w:t>
+        <w:t>I det avverkningsanmälda skogsområdet har 5 naturvårdsarter varav 3 rödlistade arter sina livsmiljöer och växtplatser.</w:t>
       </w:r>
     </w:p>
     <w:p>
@@ -869,64 +858,6 @@
         <w:t>SLU Artdatabanken, Uppsala</w:t>
       </w:r>
     </w:p>
-    <w:p>
-      <w:pPr>
-        <w:pStyle w:val="Heading1"/>
-      </w:pPr>
-      <w:r>
-        <w:t>Tallbit – ekologi samt krav på livsmiljön</w:t>
-      </w:r>
-    </w:p>
-    <w:p>
-      <w:r>
-        <w:t>Tallbit (VU, §4) är rödlistad som sårbar och prioriterad art enligt Skogsvårdslagen. Arten har minskat med 25-75 % de senaste 30 åren och minskningstakten överstiger gränsvärdet för Sårbar (VU) enligt A-kriteriet. (A4bc). Den förekommer från norra Dalarna och norrut genom de inre delarna av Norrland, norrut till norra Norrbotten. Området med regelbunden förekomst har kraftigt reducerats och 90 % av populationen förekommer numera i Norrbottens län (SLU Artdatabanken, 2024).</w:t>
-      </w:r>
-    </w:p>
-    <w:p>
-      <w:r>
-        <w:t>Tallbit ställer höga krav på sin livsmiljö och permanent förekomst av häckande tallbit finns huvudsakligen i gammal grandominerad barrblandskog av naturskogskaraktär med inslag av björk, gråal, rönn och viden, påfallande ofta i områden med inslag av myrmark och små vattendrag. Reviren är relativt stora (12−75 hektar enligt befintliga studier) och arten saknas i områden med storskaligt skogsbruk med hög andel stora hyggen och täta ungskogar. Områden med dokumenterad permanent förekomst har ofta så stora naturvärden att skogsbruk är olämpligt (SLU Artdatabanken, 2024; Skogsstyrelsen, 2016).</w:t>
-      </w:r>
-    </w:p>
-    <w:p>
-      <w:r>
-        <w:t>Arealerna grandominerad naturskog har i stora delar av landet blivit allt för små, och bestånden är dessutom i många fall allt för isolerade, för att kunna upprätthålla stabila populationer. Omdaningen av naturskogsartad skog till produktionsskog medför en förlust av viktiga häckningsmiljöer, något som förstärks av ökad fragmentering av kvarvarande naturskogsartade bestånd. Områden med dokumenterad permanent förekomst i naturskogsmiljöer kan ha så stora naturvärden att de bör bli föremål för områdesskydd eller naturvårdsavsättningar (Skogsstyrelsen, 2016).</w:t>
-      </w:r>
-    </w:p>
-    <w:p>
-      <w:r>
-        <w:t>Tallbiten flyttar normalt endast begränsade sträckor inom norra barrskogsregionen och de flesta vintrar ses den endast i mycket liten omfattning utanför häckningsområdet. Med långa och oregelbundna mellanrum uppträder tallbiten invasionsaktigt och i samband med sådana rörelser kan den observeras i stora delar av Sverige (SLU Artdatabanken, 2024).</w:t>
-      </w:r>
-    </w:p>
-    <w:p>
-      <w:pPr>
-        <w:pStyle w:val="Heading2"/>
-      </w:pPr>
-      <w:r>
-        <w:t>Referenser – tallbit</w:t>
-      </w:r>
-    </w:p>
-    <w:p>
-      <w:r>
-        <w:t xml:space="preserve">Skogsstyrelsen, 2016. </w:t>
-      </w:r>
-      <w:r>
-        <w:rPr>
-          <w:i/>
-        </w:rPr>
-        <w:t>Vägledning för hänsyn till tallbit.</w:t>
-      </w:r>
-    </w:p>
-    <w:p>
-      <w:r>
-        <w:t>SLU Artdatabanken, 2024.</w:t>
-      </w:r>
-      <w:r>
-        <w:rPr>
-          <w:i/>
-        </w:rPr>
-        <w:t xml:space="preserve"> Artfakta: tallbit (Pinicola enucleator).</w:t>
-      </w:r>
-    </w:p>
     <w:sectPr>
       <w:headerReference w:type="even" r:id="rId8"/>
       <w:headerReference w:type="default" r:id="rId9"/>
@@ -1055,7 +986,7 @@
     <w:r>
       <w:tab/>
       <w:tab/>
-      <w:t>2025-01-10</w:t>
+      <w:t>2025-01-11</w:t>
       <w:br/>
       <w:br/>
     </w:r>

--- a/klagomål/A 476-2025 FSC-klagomål.docx
+++ b/klagomål/A 476-2025 FSC-klagomål.docx
@@ -986,7 +986,7 @@
     <w:r>
       <w:tab/>
       <w:tab/>
-      <w:t>2025-01-11</w:t>
+      <w:t>2025-01-12</w:t>
       <w:br/>
       <w:br/>
     </w:r>

--- a/klagomål/A 476-2025 FSC-klagomål.docx
+++ b/klagomål/A 476-2025 FSC-klagomål.docx
@@ -986,7 +986,7 @@
     <w:r>
       <w:tab/>
       <w:tab/>
-      <w:t>2025-01-12</w:t>
+      <w:t>2025-01-13</w:t>
       <w:br/>
       <w:br/>
     </w:r>

--- a/klagomål/A 476-2025 FSC-klagomål.docx
+++ b/klagomål/A 476-2025 FSC-klagomål.docx
@@ -986,7 +986,7 @@
     <w:r>
       <w:tab/>
       <w:tab/>
-      <w:t>2025-01-13</w:t>
+      <w:t>2025-01-14</w:t>
       <w:br/>
       <w:br/>
     </w:r>

--- a/klagomål/A 476-2025 FSC-klagomål.docx
+++ b/klagomål/A 476-2025 FSC-klagomål.docx
@@ -244,6 +244,17 @@
       </w:pPr>
       <w:r>
         <w:t>Figur 1. Fyndplatser för naturvårdsarter i det avverkningsanmälda området (röd linje). Markörer utan svart kant är placerade på fyndplatsen. Markörer med svart kant är placerade vid sidan av fyndplatsen och har ett svart streck som visar fyndplatsens exakta position. Kartans mittpunktskoordinat är N 6626999, E 364783 i SWEREF 99 TM.</w:t>
+      </w:r>
+    </w:p>
+    <w:p>
+      <w:r>
+        <w:rPr>
+          <w:b/>
+        </w:rPr>
+        <w:t>Brunpudrad nållav (NT)</w:t>
+      </w:r>
+      <w:r>
+        <w:t xml:space="preserve"> är beroende av hög, jämn luftfuktighet och kan påträffas i fuktiga skogar av naturskogskaraktär, ofta i sumpgranskog eller andra sumpskogar. Arten är placerad högst upp i Skogsstyrelsens värdepyramid för bedömning av skog med höga naturvärden och förekomster bör undantas från skogsbruksåtgärder (SLU Artdatabanken, 2024; Nitare &amp; Skogsstyrelsen, 2019).</w:t>
       </w:r>
     </w:p>
     <w:p>
@@ -986,7 +997,7 @@
     <w:r>
       <w:tab/>
       <w:tab/>
-      <w:t>2025-01-14</w:t>
+      <w:t>2025-01-15</w:t>
       <w:br/>
       <w:br/>
     </w:r>

--- a/klagomål/A 476-2025 FSC-klagomål.docx
+++ b/klagomål/A 476-2025 FSC-klagomål.docx
@@ -684,7 +684,7 @@
     </w:p>
     <w:p>
       <w:r>
-        <w:t>Knärot är fridlyst enligt 8 och 15 §§ artskyddsförordningen och klassad som sårbar (VU) enligt rödlistan 2020. Knärot är beroende av hög och jämn luftfuktighet i gamla, ostörda skogsmiljöer och är känslig för snabba förändringar av ljus-/vindförhållanden eller uttorkning. På grund av ett alltför intensivt skogsbruk har den minskat med 40 (25–50) % under de senaste 60 åren och i framtiden bedöms minskningstakten uppgå till 30 (20–40) %. Till följd av att arten har en dokumenterat högre minskningstakt iförhållande till sin generationstid än vad som tidigare varit känt (data från Riksskogstaxeringen) höjdes den till hotkategori sårbar (VU) i rödlistan 2020 (SLU Artdatabanken, 2021).</w:t>
+        <w:t>Knärot är fridlyst enligt 8 och 15 §§ artskyddsförordningen och klassad som sårbar (VU) enligt rödlistan 2020. Knärot är beroende av hög och jämn luftfuktighet i gamla, ostörda skogsmiljöer och är känslig för snabba förändringar av ljus-/vindförhållanden eller uttorkning. På grund av ett alltför intensivt skogsbruk har den minskat med 40 (25–50) % under de senaste 60 åren och i framtiden bedöms minskningstakten uppgå till 30 (20–40) %. Till följd av att arten har en dokumenterat högre minskningstakt i förhållande till sin generationstid än vad som tidigare varit känt (data från Riksskogstaxeringen) höjdes den till hotkategori sårbar (VU) i rödlistan 2020 (SLU Artdatabanken, 2021).</w:t>
       </w:r>
     </w:p>
     <w:p>
@@ -997,7 +997,7 @@
     <w:r>
       <w:tab/>
       <w:tab/>
-      <w:t>2025-01-15</w:t>
+      <w:t>2025-01-16</w:t>
       <w:br/>
       <w:br/>
     </w:r>

--- a/klagomål/A 476-2025 FSC-klagomål.docx
+++ b/klagomål/A 476-2025 FSC-klagomål.docx
@@ -997,7 +997,7 @@
     <w:r>
       <w:tab/>
       <w:tab/>
-      <w:t>2025-01-16</w:t>
+      <w:t>2025-01-17</w:t>
       <w:br/>
       <w:br/>
     </w:r>

--- a/klagomål/A 476-2025 FSC-klagomål.docx
+++ b/klagomål/A 476-2025 FSC-klagomål.docx
@@ -997,7 +997,7 @@
     <w:r>
       <w:tab/>
       <w:tab/>
-      <w:t>2025-01-17</w:t>
+      <w:t>2025-01-18</w:t>
       <w:br/>
       <w:br/>
     </w:r>

--- a/klagomål/A 476-2025 FSC-klagomål.docx
+++ b/klagomål/A 476-2025 FSC-klagomål.docx
@@ -997,7 +997,7 @@
     <w:r>
       <w:tab/>
       <w:tab/>
-      <w:t>2025-01-18</w:t>
+      <w:t>2025-01-19</w:t>
       <w:br/>
       <w:br/>
     </w:r>

--- a/klagomål/A 476-2025 FSC-klagomål.docx
+++ b/klagomål/A 476-2025 FSC-klagomål.docx
@@ -997,7 +997,7 @@
     <w:r>
       <w:tab/>
       <w:tab/>
-      <w:t>2025-01-19</w:t>
+      <w:t>2025-01-20</w:t>
       <w:br/>
       <w:br/>
     </w:r>

--- a/klagomål/A 476-2025 FSC-klagomål.docx
+++ b/klagomål/A 476-2025 FSC-klagomål.docx
@@ -997,7 +997,7 @@
     <w:r>
       <w:tab/>
       <w:tab/>
-      <w:t>2025-01-20</w:t>
+      <w:t>2025-01-21</w:t>
       <w:br/>
       <w:br/>
     </w:r>

--- a/klagomål/A 476-2025 FSC-klagomål.docx
+++ b/klagomål/A 476-2025 FSC-klagomål.docx
@@ -997,7 +997,7 @@
     <w:r>
       <w:tab/>
       <w:tab/>
-      <w:t>2025-01-21</w:t>
+      <w:t>2025-01-22</w:t>
       <w:br/>
       <w:br/>
     </w:r>

--- a/klagomål/A 476-2025 FSC-klagomål.docx
+++ b/klagomål/A 476-2025 FSC-klagomål.docx
@@ -997,7 +997,7 @@
     <w:r>
       <w:tab/>
       <w:tab/>
-      <w:t>2025-01-22</w:t>
+      <w:t>2025-01-23</w:t>
       <w:br/>
       <w:br/>
     </w:r>

--- a/klagomål/A 476-2025 FSC-klagomål.docx
+++ b/klagomål/A 476-2025 FSC-klagomål.docx
@@ -997,7 +997,7 @@
     <w:r>
       <w:tab/>
       <w:tab/>
-      <w:t>2025-01-23</w:t>
+      <w:t>2025-01-24</w:t>
       <w:br/>
       <w:br/>
     </w:r>

--- a/klagomål/A 476-2025 FSC-klagomål.docx
+++ b/klagomål/A 476-2025 FSC-klagomål.docx
@@ -997,7 +997,7 @@
     <w:r>
       <w:tab/>
       <w:tab/>
-      <w:t>2025-01-24</w:t>
+      <w:t>2025-01-25</w:t>
       <w:br/>
       <w:br/>
     </w:r>

--- a/klagomål/A 476-2025 FSC-klagomål.docx
+++ b/klagomål/A 476-2025 FSC-klagomål.docx
@@ -997,7 +997,7 @@
     <w:r>
       <w:tab/>
       <w:tab/>
-      <w:t>2025-01-25</w:t>
+      <w:t>2025-01-26</w:t>
       <w:br/>
       <w:br/>
     </w:r>

--- a/klagomål/A 476-2025 FSC-klagomål.docx
+++ b/klagomål/A 476-2025 FSC-klagomål.docx
@@ -997,7 +997,7 @@
     <w:r>
       <w:tab/>
       <w:tab/>
-      <w:t>2025-01-26</w:t>
+      <w:t>2025-01-27</w:t>
       <w:br/>
       <w:br/>
     </w:r>

--- a/klagomål/A 476-2025 FSC-klagomål.docx
+++ b/klagomål/A 476-2025 FSC-klagomål.docx
@@ -997,7 +997,7 @@
     <w:r>
       <w:tab/>
       <w:tab/>
-      <w:t>2025-01-27</w:t>
+      <w:t>2025-01-28</w:t>
       <w:br/>
       <w:br/>
     </w:r>

--- a/klagomål/A 476-2025 FSC-klagomål.docx
+++ b/klagomål/A 476-2025 FSC-klagomål.docx
@@ -997,7 +997,7 @@
     <w:r>
       <w:tab/>
       <w:tab/>
-      <w:t>2025-01-30</w:t>
+      <w:t>2025-01-31</w:t>
       <w:br/>
       <w:br/>
     </w:r>

--- a/klagomål/A 476-2025 FSC-klagomål.docx
+++ b/klagomål/A 476-2025 FSC-klagomål.docx
@@ -997,7 +997,7 @@
     <w:r>
       <w:tab/>
       <w:tab/>
-      <w:t>2025-01-31</w:t>
+      <w:t>2025-02-02</w:t>
       <w:br/>
       <w:br/>
     </w:r>

--- a/klagomål/A 476-2025 FSC-klagomål.docx
+++ b/klagomål/A 476-2025 FSC-klagomål.docx
@@ -997,7 +997,7 @@
     <w:r>
       <w:tab/>
       <w:tab/>
-      <w:t>2025-02-02</w:t>
+      <w:t>2025-02-03</w:t>
       <w:br/>
       <w:br/>
     </w:r>

--- a/klagomål/A 476-2025 FSC-klagomål.docx
+++ b/klagomål/A 476-2025 FSC-klagomål.docx
@@ -997,7 +997,7 @@
     <w:r>
       <w:tab/>
       <w:tab/>
-      <w:t>2025-02-03</w:t>
+      <w:t>2025-02-04</w:t>
       <w:br/>
       <w:br/>
     </w:r>

--- a/klagomål/A 476-2025 FSC-klagomål.docx
+++ b/klagomål/A 476-2025 FSC-klagomål.docx
@@ -997,7 +997,7 @@
     <w:r>
       <w:tab/>
       <w:tab/>
-      <w:t>2025-02-04</w:t>
+      <w:t>2025-02-05</w:t>
       <w:br/>
       <w:br/>
     </w:r>

--- a/klagomål/A 476-2025 FSC-klagomål.docx
+++ b/klagomål/A 476-2025 FSC-klagomål.docx
@@ -997,7 +997,7 @@
     <w:r>
       <w:tab/>
       <w:tab/>
-      <w:t>2025-02-05</w:t>
+      <w:t>2025-02-06</w:t>
       <w:br/>
       <w:br/>
     </w:r>

--- a/klagomål/A 476-2025 FSC-klagomål.docx
+++ b/klagomål/A 476-2025 FSC-klagomål.docx
@@ -997,7 +997,7 @@
     <w:r>
       <w:tab/>
       <w:tab/>
-      <w:t>2025-02-06</w:t>
+      <w:t>2025-02-07</w:t>
       <w:br/>
       <w:br/>
     </w:r>

--- a/klagomål/A 476-2025 FSC-klagomål.docx
+++ b/klagomål/A 476-2025 FSC-klagomål.docx
@@ -997,7 +997,7 @@
     <w:r>
       <w:tab/>
       <w:tab/>
-      <w:t>2025-02-07</w:t>
+      <w:t>2025-02-08</w:t>
       <w:br/>
       <w:br/>
     </w:r>

--- a/klagomål/A 476-2025 FSC-klagomål.docx
+++ b/klagomål/A 476-2025 FSC-klagomål.docx
@@ -997,7 +997,7 @@
     <w:r>
       <w:tab/>
       <w:tab/>
-      <w:t>2025-02-08</w:t>
+      <w:t>2025-02-09</w:t>
       <w:br/>
       <w:br/>
     </w:r>

--- a/klagomål/A 476-2025 FSC-klagomål.docx
+++ b/klagomål/A 476-2025 FSC-klagomål.docx
@@ -997,7 +997,7 @@
     <w:r>
       <w:tab/>
       <w:tab/>
-      <w:t>2025-02-09</w:t>
+      <w:t>2025-02-10</w:t>
       <w:br/>
       <w:br/>
     </w:r>

--- a/klagomål/A 476-2025 FSC-klagomål.docx
+++ b/klagomål/A 476-2025 FSC-klagomål.docx
@@ -997,7 +997,7 @@
     <w:r>
       <w:tab/>
       <w:tab/>
-      <w:t>2025-02-10</w:t>
+      <w:t>2025-02-11</w:t>
       <w:br/>
       <w:br/>
     </w:r>

--- a/klagomål/A 476-2025 FSC-klagomål.docx
+++ b/klagomål/A 476-2025 FSC-klagomål.docx
@@ -997,7 +997,7 @@
     <w:r>
       <w:tab/>
       <w:tab/>
-      <w:t>2025-02-11</w:t>
+      <w:t>2025-02-12</w:t>
       <w:br/>
       <w:br/>
     </w:r>

--- a/klagomål/A 476-2025 FSC-klagomål.docx
+++ b/klagomål/A 476-2025 FSC-klagomål.docx
@@ -997,7 +997,7 @@
     <w:r>
       <w:tab/>
       <w:tab/>
-      <w:t>2025-02-12</w:t>
+      <w:t>2025-02-13</w:t>
       <w:br/>
       <w:br/>
     </w:r>

--- a/klagomål/A 476-2025 FSC-klagomål.docx
+++ b/klagomål/A 476-2025 FSC-klagomål.docx
@@ -997,7 +997,7 @@
     <w:r>
       <w:tab/>
       <w:tab/>
-      <w:t>2025-02-13</w:t>
+      <w:t>2025-02-14</w:t>
       <w:br/>
       <w:br/>
     </w:r>

--- a/klagomål/A 476-2025 FSC-klagomål.docx
+++ b/klagomål/A 476-2025 FSC-klagomål.docx
@@ -997,7 +997,7 @@
     <w:r>
       <w:tab/>
       <w:tab/>
-      <w:t>2025-02-14</w:t>
+      <w:t>2025-02-15</w:t>
       <w:br/>
       <w:br/>
     </w:r>

--- a/klagomål/A 476-2025 FSC-klagomål.docx
+++ b/klagomål/A 476-2025 FSC-klagomål.docx
@@ -997,7 +997,7 @@
     <w:r>
       <w:tab/>
       <w:tab/>
-      <w:t>2025-02-15</w:t>
+      <w:t>2025-02-16</w:t>
       <w:br/>
       <w:br/>
     </w:r>

--- a/klagomål/A 476-2025 FSC-klagomål.docx
+++ b/klagomål/A 476-2025 FSC-klagomål.docx
@@ -997,7 +997,7 @@
     <w:r>
       <w:tab/>
       <w:tab/>
-      <w:t>2025-02-16</w:t>
+      <w:t>2025-02-17</w:t>
       <w:br/>
       <w:br/>
     </w:r>

--- a/klagomål/A 476-2025 FSC-klagomål.docx
+++ b/klagomål/A 476-2025 FSC-klagomål.docx
@@ -997,7 +997,7 @@
     <w:r>
       <w:tab/>
       <w:tab/>
-      <w:t>2025-02-17</w:t>
+      <w:t>2025-02-18</w:t>
       <w:br/>
       <w:br/>
     </w:r>

--- a/klagomål/A 476-2025 FSC-klagomål.docx
+++ b/klagomål/A 476-2025 FSC-klagomål.docx
@@ -997,7 +997,7 @@
     <w:r>
       <w:tab/>
       <w:tab/>
-      <w:t>2025-02-18</w:t>
+      <w:t>2025-02-19</w:t>
       <w:br/>
       <w:br/>
     </w:r>

--- a/klagomål/A 476-2025 FSC-klagomål.docx
+++ b/klagomål/A 476-2025 FSC-klagomål.docx
@@ -997,7 +997,7 @@
     <w:r>
       <w:tab/>
       <w:tab/>
-      <w:t>2025-02-19</w:t>
+      <w:t>2025-02-20</w:t>
       <w:br/>
       <w:br/>
     </w:r>

--- a/klagomål/A 476-2025 FSC-klagomål.docx
+++ b/klagomål/A 476-2025 FSC-klagomål.docx
@@ -997,7 +997,7 @@
     <w:r>
       <w:tab/>
       <w:tab/>
-      <w:t>2025-02-20</w:t>
+      <w:t>2025-02-21</w:t>
       <w:br/>
       <w:br/>
     </w:r>

--- a/klagomål/A 476-2025 FSC-klagomål.docx
+++ b/klagomål/A 476-2025 FSC-klagomål.docx
@@ -997,7 +997,7 @@
     <w:r>
       <w:tab/>
       <w:tab/>
-      <w:t>2025-02-21</w:t>
+      <w:t>2025-02-22</w:t>
       <w:br/>
       <w:br/>
     </w:r>

--- a/klagomål/A 476-2025 FSC-klagomål.docx
+++ b/klagomål/A 476-2025 FSC-klagomål.docx
@@ -997,7 +997,7 @@
     <w:r>
       <w:tab/>
       <w:tab/>
-      <w:t>2025-02-22</w:t>
+      <w:t>2025-02-23</w:t>
       <w:br/>
       <w:br/>
     </w:r>

--- a/klagomål/A 476-2025 FSC-klagomål.docx
+++ b/klagomål/A 476-2025 FSC-klagomål.docx
@@ -997,7 +997,7 @@
     <w:r>
       <w:tab/>
       <w:tab/>
-      <w:t>2025-02-23</w:t>
+      <w:t>2025-02-24</w:t>
       <w:br/>
       <w:br/>
     </w:r>

--- a/klagomål/A 476-2025 FSC-klagomål.docx
+++ b/klagomål/A 476-2025 FSC-klagomål.docx
@@ -997,7 +997,7 @@
     <w:r>
       <w:tab/>
       <w:tab/>
-      <w:t>2025-03-02</w:t>
+      <w:t>2025-03-03</w:t>
       <w:br/>
       <w:br/>
     </w:r>

--- a/klagomål/A 476-2025 FSC-klagomål.docx
+++ b/klagomål/A 476-2025 FSC-klagomål.docx
@@ -997,7 +997,7 @@
     <w:r>
       <w:tab/>
       <w:tab/>
-      <w:t>2025-03-03</w:t>
+      <w:t>2025-03-04</w:t>
       <w:br/>
       <w:br/>
     </w:r>

--- a/klagomål/A 476-2025 FSC-klagomål.docx
+++ b/klagomål/A 476-2025 FSC-klagomål.docx
@@ -997,7 +997,7 @@
     <w:r>
       <w:tab/>
       <w:tab/>
-      <w:t>2025-03-04</w:t>
+      <w:t>2025-03-05</w:t>
       <w:br/>
       <w:br/>
     </w:r>

--- a/klagomål/A 476-2025 FSC-klagomål.docx
+++ b/klagomål/A 476-2025 FSC-klagomål.docx
@@ -997,7 +997,7 @@
     <w:r>
       <w:tab/>
       <w:tab/>
-      <w:t>2025-03-05</w:t>
+      <w:t>2025-03-06</w:t>
       <w:br/>
       <w:br/>
     </w:r>

--- a/klagomål/A 476-2025 FSC-klagomål.docx
+++ b/klagomål/A 476-2025 FSC-klagomål.docx
@@ -997,7 +997,7 @@
     <w:r>
       <w:tab/>
       <w:tab/>
-      <w:t>2025-03-06</w:t>
+      <w:t>2025-03-07</w:t>
       <w:br/>
       <w:br/>
     </w:r>

--- a/klagomål/A 476-2025 FSC-klagomål.docx
+++ b/klagomål/A 476-2025 FSC-klagomål.docx
@@ -997,7 +997,7 @@
     <w:r>
       <w:tab/>
       <w:tab/>
-      <w:t>2025-03-07</w:t>
+      <w:t>2025-03-08</w:t>
       <w:br/>
       <w:br/>
     </w:r>

--- a/klagomål/A 476-2025 FSC-klagomål.docx
+++ b/klagomål/A 476-2025 FSC-klagomål.docx
@@ -997,7 +997,7 @@
     <w:r>
       <w:tab/>
       <w:tab/>
-      <w:t>2025-03-08</w:t>
+      <w:t>2025-03-09</w:t>
       <w:br/>
       <w:br/>
     </w:r>

--- a/klagomål/A 476-2025 FSC-klagomål.docx
+++ b/klagomål/A 476-2025 FSC-klagomål.docx
@@ -997,7 +997,7 @@
     <w:r>
       <w:tab/>
       <w:tab/>
-      <w:t>2025-03-09</w:t>
+      <w:t>2025-03-10</w:t>
       <w:br/>
       <w:br/>
     </w:r>

--- a/klagomål/A 476-2025 FSC-klagomål.docx
+++ b/klagomål/A 476-2025 FSC-klagomål.docx
@@ -997,7 +997,7 @@
     <w:r>
       <w:tab/>
       <w:tab/>
-      <w:t>2025-03-10</w:t>
+      <w:t>2025-03-11</w:t>
       <w:br/>
       <w:br/>
     </w:r>

--- a/klagomål/A 476-2025 FSC-klagomål.docx
+++ b/klagomål/A 476-2025 FSC-klagomål.docx
@@ -997,7 +997,7 @@
     <w:r>
       <w:tab/>
       <w:tab/>
-      <w:t>2025-03-11</w:t>
+      <w:t>2025-03-12</w:t>
       <w:br/>
       <w:br/>
     </w:r>

--- a/klagomål/A 476-2025 FSC-klagomål.docx
+++ b/klagomål/A 476-2025 FSC-klagomål.docx
@@ -997,7 +997,7 @@
     <w:r>
       <w:tab/>
       <w:tab/>
-      <w:t>2025-03-12</w:t>
+      <w:t>2025-03-13</w:t>
       <w:br/>
       <w:br/>
     </w:r>

--- a/klagomål/A 476-2025 FSC-klagomål.docx
+++ b/klagomål/A 476-2025 FSC-klagomål.docx
@@ -997,7 +997,7 @@
     <w:r>
       <w:tab/>
       <w:tab/>
-      <w:t>2025-03-13</w:t>
+      <w:t>2025-03-14</w:t>
       <w:br/>
       <w:br/>
     </w:r>

--- a/klagomål/A 476-2025 FSC-klagomål.docx
+++ b/klagomål/A 476-2025 FSC-klagomål.docx
@@ -997,7 +997,7 @@
     <w:r>
       <w:tab/>
       <w:tab/>
-      <w:t>2025-03-14</w:t>
+      <w:t>2025-03-15</w:t>
       <w:br/>
       <w:br/>
     </w:r>

--- a/klagomål/A 476-2025 FSC-klagomål.docx
+++ b/klagomål/A 476-2025 FSC-klagomål.docx
@@ -997,7 +997,7 @@
     <w:r>
       <w:tab/>
       <w:tab/>
-      <w:t>2025-03-15</w:t>
+      <w:t>2025-03-16</w:t>
       <w:br/>
       <w:br/>
     </w:r>

--- a/klagomål/A 476-2025 FSC-klagomål.docx
+++ b/klagomål/A 476-2025 FSC-klagomål.docx
@@ -997,7 +997,7 @@
     <w:r>
       <w:tab/>
       <w:tab/>
-      <w:t>2025-03-16</w:t>
+      <w:t>2025-03-17</w:t>
       <w:br/>
       <w:br/>
     </w:r>

--- a/klagomål/A 476-2025 FSC-klagomål.docx
+++ b/klagomål/A 476-2025 FSC-klagomål.docx
@@ -997,7 +997,7 @@
     <w:r>
       <w:tab/>
       <w:tab/>
-      <w:t>2025-03-17</w:t>
+      <w:t>2025-03-18</w:t>
       <w:br/>
       <w:br/>
     </w:r>

--- a/klagomål/A 476-2025 FSC-klagomål.docx
+++ b/klagomål/A 476-2025 FSC-klagomål.docx
@@ -997,7 +997,7 @@
     <w:r>
       <w:tab/>
       <w:tab/>
-      <w:t>2025-03-18</w:t>
+      <w:t>2025-03-19</w:t>
       <w:br/>
       <w:br/>
     </w:r>

--- a/klagomål/A 476-2025 FSC-klagomål.docx
+++ b/klagomål/A 476-2025 FSC-klagomål.docx
@@ -997,7 +997,7 @@
     <w:r>
       <w:tab/>
       <w:tab/>
-      <w:t>2025-03-19</w:t>
+      <w:t>2025-03-20</w:t>
       <w:br/>
       <w:br/>
     </w:r>

--- a/klagomål/A 476-2025 FSC-klagomål.docx
+++ b/klagomål/A 476-2025 FSC-klagomål.docx
@@ -997,7 +997,7 @@
     <w:r>
       <w:tab/>
       <w:tab/>
-      <w:t>2025-03-20</w:t>
+      <w:t>2025-03-21</w:t>
       <w:br/>
       <w:br/>
     </w:r>

--- a/klagomål/A 476-2025 FSC-klagomål.docx
+++ b/klagomål/A 476-2025 FSC-klagomål.docx
@@ -997,7 +997,7 @@
     <w:r>
       <w:tab/>
       <w:tab/>
-      <w:t>2025-03-21</w:t>
+      <w:t>2025-03-22</w:t>
       <w:br/>
       <w:br/>
     </w:r>

--- a/klagomål/A 476-2025 FSC-klagomål.docx
+++ b/klagomål/A 476-2025 FSC-klagomål.docx
@@ -997,7 +997,7 @@
     <w:r>
       <w:tab/>
       <w:tab/>
-      <w:t>2025-03-22</w:t>
+      <w:t>2025-03-23</w:t>
       <w:br/>
       <w:br/>
     </w:r>

--- a/klagomål/A 476-2025 FSC-klagomål.docx
+++ b/klagomål/A 476-2025 FSC-klagomål.docx
@@ -997,7 +997,7 @@
     <w:r>
       <w:tab/>
       <w:tab/>
-      <w:t>2025-03-23</w:t>
+      <w:t>2025-03-24</w:t>
       <w:br/>
       <w:br/>
     </w:r>

--- a/klagomål/A 476-2025 FSC-klagomål.docx
+++ b/klagomål/A 476-2025 FSC-klagomål.docx
@@ -997,7 +997,7 @@
     <w:r>
       <w:tab/>
       <w:tab/>
-      <w:t>2025-03-24</w:t>
+      <w:t>2025-03-25</w:t>
       <w:br/>
       <w:br/>
     </w:r>

--- a/klagomål/A 476-2025 FSC-klagomål.docx
+++ b/klagomål/A 476-2025 FSC-klagomål.docx
@@ -997,7 +997,7 @@
     <w:r>
       <w:tab/>
       <w:tab/>
-      <w:t>2025-03-25</w:t>
+      <w:t>2025-03-26</w:t>
       <w:br/>
       <w:br/>
     </w:r>

--- a/klagomål/A 476-2025 FSC-klagomål.docx
+++ b/klagomål/A 476-2025 FSC-klagomål.docx
@@ -997,7 +997,7 @@
     <w:r>
       <w:tab/>
       <w:tab/>
-      <w:t>2025-03-26</w:t>
+      <w:t>2025-03-27</w:t>
       <w:br/>
       <w:br/>
     </w:r>

--- a/klagomål/A 476-2025 FSC-klagomål.docx
+++ b/klagomål/A 476-2025 FSC-klagomål.docx
@@ -997,7 +997,7 @@
     <w:r>
       <w:tab/>
       <w:tab/>
-      <w:t>2025-03-27</w:t>
+      <w:t>2025-03-28</w:t>
       <w:br/>
       <w:br/>
     </w:r>

--- a/klagomål/A 476-2025 FSC-klagomål.docx
+++ b/klagomål/A 476-2025 FSC-klagomål.docx
@@ -997,7 +997,7 @@
     <w:r>
       <w:tab/>
       <w:tab/>
-      <w:t>2025-04-02</w:t>
+      <w:t>2025-04-03</w:t>
       <w:br/>
       <w:br/>
     </w:r>

--- a/klagomål/A 476-2025 FSC-klagomål.docx
+++ b/klagomål/A 476-2025 FSC-klagomål.docx
@@ -997,7 +997,7 @@
     <w:r>
       <w:tab/>
       <w:tab/>
-      <w:t>2025-04-03</w:t>
+      <w:t>2025-04-05</w:t>
       <w:br/>
       <w:br/>
     </w:r>

--- a/klagomål/A 476-2025 FSC-klagomål.docx
+++ b/klagomål/A 476-2025 FSC-klagomål.docx
@@ -997,7 +997,7 @@
     <w:r>
       <w:tab/>
       <w:tab/>
-      <w:t>2025-04-05</w:t>
+      <w:t>2025-04-06</w:t>
       <w:br/>
       <w:br/>
     </w:r>

--- a/klagomål/A 476-2025 FSC-klagomål.docx
+++ b/klagomål/A 476-2025 FSC-klagomål.docx
@@ -997,7 +997,7 @@
     <w:r>
       <w:tab/>
       <w:tab/>
-      <w:t>2025-04-06</w:t>
+      <w:t>2025-04-07</w:t>
       <w:br/>
       <w:br/>
     </w:r>

--- a/klagomål/A 476-2025 FSC-klagomål.docx
+++ b/klagomål/A 476-2025 FSC-klagomål.docx
@@ -997,7 +997,7 @@
     <w:r>
       <w:tab/>
       <w:tab/>
-      <w:t>2025-04-07</w:t>
+      <w:t>2025-04-08</w:t>
       <w:br/>
       <w:br/>
     </w:r>

--- a/klagomål/A 476-2025 FSC-klagomål.docx
+++ b/klagomål/A 476-2025 FSC-klagomål.docx
@@ -997,7 +997,7 @@
     <w:r>
       <w:tab/>
       <w:tab/>
-      <w:t>2025-04-08</w:t>
+      <w:t>2025-04-09</w:t>
       <w:br/>
       <w:br/>
     </w:r>

--- a/klagomål/A 476-2025 FSC-klagomål.docx
+++ b/klagomål/A 476-2025 FSC-klagomål.docx
@@ -770,7 +770,7 @@
         <w:t xml:space="preserve">Level and pattern of overstory retention interact to shape long-term responses of understories to timber harvest. </w:t>
       </w:r>
       <w:r>
-        <w:t xml:space="preserve">Ecological Applications, 22, 2049–2064 </w:t>
+        <w:t>Ecological Applications, 22, 2049–2064</w:t>
       </w:r>
     </w:p>
     <w:p>
@@ -997,7 +997,7 @@
     <w:r>
       <w:tab/>
       <w:tab/>
-      <w:t>2025-04-09</w:t>
+      <w:t>2025-04-10</w:t>
       <w:br/>
       <w:br/>
     </w:r>

--- a/klagomål/A 476-2025 FSC-klagomål.docx
+++ b/klagomål/A 476-2025 FSC-klagomål.docx
@@ -997,7 +997,7 @@
     <w:r>
       <w:tab/>
       <w:tab/>
-      <w:t>2025-04-10</w:t>
+      <w:t>2025-04-11</w:t>
       <w:br/>
       <w:br/>
     </w:r>

--- a/klagomål/A 476-2025 FSC-klagomål.docx
+++ b/klagomål/A 476-2025 FSC-klagomål.docx
@@ -997,7 +997,7 @@
     <w:r>
       <w:tab/>
       <w:tab/>
-      <w:t>2025-04-11</w:t>
+      <w:t>2025-04-12</w:t>
       <w:br/>
       <w:br/>
     </w:r>

--- a/klagomål/A 476-2025 FSC-klagomål.docx
+++ b/klagomål/A 476-2025 FSC-klagomål.docx
@@ -997,7 +997,7 @@
     <w:r>
       <w:tab/>
       <w:tab/>
-      <w:t>2025-04-12</w:t>
+      <w:t>2025-04-13</w:t>
       <w:br/>
       <w:br/>
     </w:r>

--- a/klagomål/A 476-2025 FSC-klagomål.docx
+++ b/klagomål/A 476-2025 FSC-klagomål.docx
@@ -997,7 +997,7 @@
     <w:r>
       <w:tab/>
       <w:tab/>
-      <w:t>2025-04-13</w:t>
+      <w:t>2025-04-14</w:t>
       <w:br/>
       <w:br/>
     </w:r>

--- a/klagomål/A 476-2025 FSC-klagomål.docx
+++ b/klagomål/A 476-2025 FSC-klagomål.docx
@@ -997,7 +997,7 @@
     <w:r>
       <w:tab/>
       <w:tab/>
-      <w:t>2025-04-14</w:t>
+      <w:t>2025-04-15</w:t>
       <w:br/>
       <w:br/>
     </w:r>

--- a/klagomål/A 476-2025 FSC-klagomål.docx
+++ b/klagomål/A 476-2025 FSC-klagomål.docx
@@ -997,7 +997,7 @@
     <w:r>
       <w:tab/>
       <w:tab/>
-      <w:t>2025-04-15</w:t>
+      <w:t>2025-04-16</w:t>
       <w:br/>
       <w:br/>
     </w:r>

--- a/klagomål/A 476-2025 FSC-klagomål.docx
+++ b/klagomål/A 476-2025 FSC-klagomål.docx
@@ -997,7 +997,7 @@
     <w:r>
       <w:tab/>
       <w:tab/>
-      <w:t>2025-04-16</w:t>
+      <w:t>2025-04-17</w:t>
       <w:br/>
       <w:br/>
     </w:r>

--- a/klagomål/A 476-2025 FSC-klagomål.docx
+++ b/klagomål/A 476-2025 FSC-klagomål.docx
@@ -997,7 +997,7 @@
     <w:r>
       <w:tab/>
       <w:tab/>
-      <w:t>2025-04-17</w:t>
+      <w:t>2025-04-18</w:t>
       <w:br/>
       <w:br/>
     </w:r>

--- a/klagomål/A 476-2025 FSC-klagomål.docx
+++ b/klagomål/A 476-2025 FSC-klagomål.docx
@@ -997,7 +997,7 @@
     <w:r>
       <w:tab/>
       <w:tab/>
-      <w:t>2025-05-03</w:t>
+      <w:t>2025-05-04</w:t>
       <w:br/>
       <w:br/>
     </w:r>

--- a/klagomål/A 476-2025 FSC-klagomål.docx
+++ b/klagomål/A 476-2025 FSC-klagomål.docx
@@ -997,7 +997,7 @@
     <w:r>
       <w:tab/>
       <w:tab/>
-      <w:t>2025-05-04</w:t>
+      <w:t>2025-05-06</w:t>
       <w:br/>
       <w:br/>
     </w:r>

--- a/klagomål/A 476-2025 FSC-klagomål.docx
+++ b/klagomål/A 476-2025 FSC-klagomål.docx
@@ -997,7 +997,7 @@
     <w:r>
       <w:tab/>
       <w:tab/>
-      <w:t>2025-05-06</w:t>
+      <w:t>2025-05-07</w:t>
       <w:br/>
       <w:br/>
     </w:r>

--- a/klagomål/A 476-2025 FSC-klagomål.docx
+++ b/klagomål/A 476-2025 FSC-klagomål.docx
@@ -997,7 +997,7 @@
     <w:r>
       <w:tab/>
       <w:tab/>
-      <w:t>2025-05-07</w:t>
+      <w:t>2025-05-08</w:t>
       <w:br/>
       <w:br/>
     </w:r>

--- a/klagomål/A 476-2025 FSC-klagomål.docx
+++ b/klagomål/A 476-2025 FSC-klagomål.docx
@@ -997,7 +997,7 @@
     <w:r>
       <w:tab/>
       <w:tab/>
-      <w:t>2025-05-08</w:t>
+      <w:t>2025-05-09</w:t>
       <w:br/>
       <w:br/>
     </w:r>

--- a/klagomål/A 476-2025 FSC-klagomål.docx
+++ b/klagomål/A 476-2025 FSC-klagomål.docx
@@ -997,7 +997,7 @@
     <w:r>
       <w:tab/>
       <w:tab/>
-      <w:t>2025-05-09</w:t>
+      <w:t>2025-05-10</w:t>
       <w:br/>
       <w:br/>
     </w:r>

--- a/klagomål/A 476-2025 FSC-klagomål.docx
+++ b/klagomål/A 476-2025 FSC-klagomål.docx
@@ -997,7 +997,7 @@
     <w:r>
       <w:tab/>
       <w:tab/>
-      <w:t>2025-05-10</w:t>
+      <w:t>2025-05-11</w:t>
       <w:br/>
       <w:br/>
     </w:r>

--- a/klagomål/A 476-2025 FSC-klagomål.docx
+++ b/klagomål/A 476-2025 FSC-klagomål.docx
@@ -997,7 +997,7 @@
     <w:r>
       <w:tab/>
       <w:tab/>
-      <w:t>2025-05-11</w:t>
+      <w:t>2025-05-12</w:t>
       <w:br/>
       <w:br/>
     </w:r>

--- a/klagomål/A 476-2025 FSC-klagomål.docx
+++ b/klagomål/A 476-2025 FSC-klagomål.docx
@@ -997,7 +997,7 @@
     <w:r>
       <w:tab/>
       <w:tab/>
-      <w:t>2025-05-12</w:t>
+      <w:t>2025-05-13</w:t>
       <w:br/>
       <w:br/>
     </w:r>

--- a/klagomål/A 476-2025 FSC-klagomål.docx
+++ b/klagomål/A 476-2025 FSC-klagomål.docx
@@ -997,7 +997,7 @@
     <w:r>
       <w:tab/>
       <w:tab/>
-      <w:t>2025-05-13</w:t>
+      <w:t>2025-05-14</w:t>
       <w:br/>
       <w:br/>
     </w:r>

--- a/klagomål/A 476-2025 FSC-klagomål.docx
+++ b/klagomål/A 476-2025 FSC-klagomål.docx
@@ -997,7 +997,7 @@
     <w:r>
       <w:tab/>
       <w:tab/>
-      <w:t>2025-05-14</w:t>
+      <w:t>2025-05-15</w:t>
       <w:br/>
       <w:br/>
     </w:r>

--- a/klagomål/A 476-2025 FSC-klagomål.docx
+++ b/klagomål/A 476-2025 FSC-klagomål.docx
@@ -997,7 +997,7 @@
     <w:r>
       <w:tab/>
       <w:tab/>
-      <w:t>2025-05-15</w:t>
+      <w:t>2025-05-16</w:t>
       <w:br/>
       <w:br/>
     </w:r>

--- a/klagomål/A 476-2025 FSC-klagomål.docx
+++ b/klagomål/A 476-2025 FSC-klagomål.docx
@@ -997,7 +997,7 @@
     <w:r>
       <w:tab/>
       <w:tab/>
-      <w:t>2025-05-16</w:t>
+      <w:t>2025-05-17</w:t>
       <w:br/>
       <w:br/>
     </w:r>

--- a/klagomål/A 476-2025 FSC-klagomål.docx
+++ b/klagomål/A 476-2025 FSC-klagomål.docx
@@ -997,7 +997,7 @@
     <w:r>
       <w:tab/>
       <w:tab/>
-      <w:t>2025-05-17</w:t>
+      <w:t>2025-05-18</w:t>
       <w:br/>
       <w:br/>
     </w:r>

--- a/klagomål/A 476-2025 FSC-klagomål.docx
+++ b/klagomål/A 476-2025 FSC-klagomål.docx
@@ -997,7 +997,7 @@
     <w:r>
       <w:tab/>
       <w:tab/>
-      <w:t>2025-05-18</w:t>
+      <w:t>2025-05-19</w:t>
       <w:br/>
       <w:br/>
     </w:r>

--- a/klagomål/A 476-2025 FSC-klagomål.docx
+++ b/klagomål/A 476-2025 FSC-klagomål.docx
@@ -997,7 +997,7 @@
     <w:r>
       <w:tab/>
       <w:tab/>
-      <w:t>2025-05-19</w:t>
+      <w:t>2025-05-20</w:t>
       <w:br/>
       <w:br/>
     </w:r>

--- a/klagomål/A 476-2025 FSC-klagomål.docx
+++ b/klagomål/A 476-2025 FSC-klagomål.docx
@@ -997,7 +997,7 @@
     <w:r>
       <w:tab/>
       <w:tab/>
-      <w:t>2025-05-20</w:t>
+      <w:t>2025-05-21</w:t>
       <w:br/>
       <w:br/>
     </w:r>

--- a/klagomål/A 476-2025 FSC-klagomål.docx
+++ b/klagomål/A 476-2025 FSC-klagomål.docx
@@ -258,6 +258,17 @@
       </w:r>
     </w:p>
     <w:p>
+      <w:r>
+        <w:rPr>
+          <w:b/>
+        </w:rPr>
+        <w:t xml:space="preserve">Kattfotslav </w:t>
+      </w:r>
+      <w:r>
+        <w:t>är en mycket god signalart i hela sitt svenska utbredningsområde och skogsbestånd med kattfotslav är alltid värdefulla ur naturvårdssynpunkt. Arten indikerar dels ett mikroklimat med konstant hög luftfuktighet, dels kontinuitet av äldre träd och god trädslutenhet. Trots att den är vanligare i sydvästra Sverige växer den enbart i skogsbestånd med höga naturvärden. Den är känslig för skogliga ingrepp som kan förändra lokal- och mikroklimat (Nitare &amp; Skogsstyrelsen, 2019).</w:t>
+      </w:r>
+    </w:p>
+    <w:p>
       <w:pPr>
         <w:pStyle w:val="Heading1"/>
       </w:pPr>
@@ -997,7 +1008,7 @@
     <w:r>
       <w:tab/>
       <w:tab/>
-      <w:t>2025-05-21</w:t>
+      <w:t>2025-05-22</w:t>
       <w:br/>
       <w:br/>
     </w:r>

--- a/klagomål/A 476-2025 FSC-klagomål.docx
+++ b/klagomål/A 476-2025 FSC-klagomål.docx
@@ -1008,7 +1008,7 @@
     <w:r>
       <w:tab/>
       <w:tab/>
-      <w:t>2025-05-22</w:t>
+      <w:t>2025-05-23</w:t>
       <w:br/>
       <w:br/>
     </w:r>

--- a/klagomål/A 476-2025 FSC-klagomål.docx
+++ b/klagomål/A 476-2025 FSC-klagomål.docx
@@ -1008,7 +1008,7 @@
     <w:r>
       <w:tab/>
       <w:tab/>
-      <w:t>2025-05-23</w:t>
+      <w:t>2025-05-24</w:t>
       <w:br/>
       <w:br/>
     </w:r>

--- a/klagomål/A 476-2025 FSC-klagomål.docx
+++ b/klagomål/A 476-2025 FSC-klagomål.docx
@@ -1008,7 +1008,7 @@
     <w:r>
       <w:tab/>
       <w:tab/>
-      <w:t>2025-05-24</w:t>
+      <w:t>2025-05-25</w:t>
       <w:br/>
       <w:br/>
     </w:r>

--- a/klagomål/A 476-2025 FSC-klagomål.docx
+++ b/klagomål/A 476-2025 FSC-klagomål.docx
@@ -1008,7 +1008,7 @@
     <w:r>
       <w:tab/>
       <w:tab/>
-      <w:t>2025-05-25</w:t>
+      <w:t>2025-05-26</w:t>
       <w:br/>
       <w:br/>
     </w:r>

--- a/klagomål/A 476-2025 FSC-klagomål.docx
+++ b/klagomål/A 476-2025 FSC-klagomål.docx
@@ -1008,7 +1008,7 @@
     <w:r>
       <w:tab/>
       <w:tab/>
-      <w:t>2025-05-26</w:t>
+      <w:t>2025-05-27</w:t>
       <w:br/>
       <w:br/>
     </w:r>

--- a/klagomål/A 476-2025 FSC-klagomål.docx
+++ b/klagomål/A 476-2025 FSC-klagomål.docx
@@ -1008,7 +1008,7 @@
     <w:r>
       <w:tab/>
       <w:tab/>
-      <w:t>2025-05-27</w:t>
+      <w:t>2025-05-30</w:t>
       <w:br/>
       <w:br/>
     </w:r>

--- a/klagomål/A 476-2025 FSC-klagomål.docx
+++ b/klagomål/A 476-2025 FSC-klagomål.docx
@@ -1008,7 +1008,7 @@
     <w:r>
       <w:tab/>
       <w:tab/>
-      <w:t>2025-05-30</w:t>
+      <w:t>2025-06-01</w:t>
       <w:br/>
       <w:br/>
     </w:r>

--- a/klagomål/A 476-2025 FSC-klagomål.docx
+++ b/klagomål/A 476-2025 FSC-klagomål.docx
@@ -1008,7 +1008,7 @@
     <w:r>
       <w:tab/>
       <w:tab/>
-      <w:t>2025-06-01</w:t>
+      <w:t>2025-06-02</w:t>
       <w:br/>
       <w:br/>
     </w:r>

--- a/klagomål/A 476-2025 FSC-klagomål.docx
+++ b/klagomål/A 476-2025 FSC-klagomål.docx
@@ -1008,7 +1008,7 @@
     <w:r>
       <w:tab/>
       <w:tab/>
-      <w:t>2025-06-02</w:t>
+      <w:t>2025-06-03</w:t>
       <w:br/>
       <w:br/>
     </w:r>

--- a/klagomål/A 476-2025 FSC-klagomål.docx
+++ b/klagomål/A 476-2025 FSC-klagomål.docx
@@ -1008,7 +1008,7 @@
     <w:r>
       <w:tab/>
       <w:tab/>
-      <w:t>2025-06-03</w:t>
+      <w:t>2025-06-04</w:t>
       <w:br/>
       <w:br/>
     </w:r>

--- a/klagomål/A 476-2025 FSC-klagomål.docx
+++ b/klagomål/A 476-2025 FSC-klagomål.docx
@@ -1008,7 +1008,7 @@
     <w:r>
       <w:tab/>
       <w:tab/>
-      <w:t>2025-06-04</w:t>
+      <w:t>2025-06-05</w:t>
       <w:br/>
       <w:br/>
     </w:r>

--- a/klagomål/A 476-2025 FSC-klagomål.docx
+++ b/klagomål/A 476-2025 FSC-klagomål.docx
@@ -1008,7 +1008,7 @@
     <w:r>
       <w:tab/>
       <w:tab/>
-      <w:t>2025-06-05</w:t>
+      <w:t>2025-06-13</w:t>
       <w:br/>
       <w:br/>
     </w:r>

--- a/klagomål/A 476-2025 FSC-klagomål.docx
+++ b/klagomål/A 476-2025 FSC-klagomål.docx
@@ -1008,7 +1008,7 @@
     <w:r>
       <w:tab/>
       <w:tab/>
-      <w:t>2025-06-13</w:t>
+      <w:t>2025-06-15</w:t>
       <w:br/>
       <w:br/>
     </w:r>

--- a/klagomål/A 476-2025 FSC-klagomål.docx
+++ b/klagomål/A 476-2025 FSC-klagomål.docx
@@ -1008,7 +1008,7 @@
     <w:r>
       <w:tab/>
       <w:tab/>
-      <w:t>2025-06-15</w:t>
+      <w:t>2025-06-16</w:t>
       <w:br/>
       <w:br/>
     </w:r>

--- a/klagomål/A 476-2025 FSC-klagomål.docx
+++ b/klagomål/A 476-2025 FSC-klagomål.docx
@@ -1008,7 +1008,7 @@
     <w:r>
       <w:tab/>
       <w:tab/>
-      <w:t>2025-06-16</w:t>
+      <w:t>2025-06-17</w:t>
       <w:br/>
       <w:br/>
     </w:r>

--- a/klagomål/A 476-2025 FSC-klagomål.docx
+++ b/klagomål/A 476-2025 FSC-klagomål.docx
@@ -1008,7 +1008,7 @@
     <w:r>
       <w:tab/>
       <w:tab/>
-      <w:t>2025-06-17</w:t>
+      <w:t>2025-06-18</w:t>
       <w:br/>
       <w:br/>
     </w:r>

--- a/klagomål/A 476-2025 FSC-klagomål.docx
+++ b/klagomål/A 476-2025 FSC-klagomål.docx
@@ -1008,7 +1008,7 @@
     <w:r>
       <w:tab/>
       <w:tab/>
-      <w:t>2025-06-18</w:t>
+      <w:t>2025-06-19</w:t>
       <w:br/>
       <w:br/>
     </w:r>

--- a/klagomål/A 476-2025 FSC-klagomål.docx
+++ b/klagomål/A 476-2025 FSC-klagomål.docx
@@ -1008,7 +1008,7 @@
     <w:r>
       <w:tab/>
       <w:tab/>
-      <w:t>2025-06-19</w:t>
+      <w:t>2025-06-20</w:t>
       <w:br/>
       <w:br/>
     </w:r>

--- a/klagomål/A 476-2025 FSC-klagomål.docx
+++ b/klagomål/A 476-2025 FSC-klagomål.docx
@@ -1008,7 +1008,7 @@
     <w:r>
       <w:tab/>
       <w:tab/>
-      <w:t>2025-06-20</w:t>
+      <w:t>2025-06-21</w:t>
       <w:br/>
       <w:br/>
     </w:r>

--- a/klagomål/A 476-2025 FSC-klagomål.docx
+++ b/klagomål/A 476-2025 FSC-klagomål.docx
@@ -1008,7 +1008,7 @@
     <w:r>
       <w:tab/>
       <w:tab/>
-      <w:t>2025-06-21</w:t>
+      <w:t>2025-06-22</w:t>
       <w:br/>
       <w:br/>
     </w:r>

--- a/klagomål/A 476-2025 FSC-klagomål.docx
+++ b/klagomål/A 476-2025 FSC-klagomål.docx
@@ -1008,7 +1008,7 @@
     <w:r>
       <w:tab/>
       <w:tab/>
-      <w:t>2025-06-22</w:t>
+      <w:t>2025-06-23</w:t>
       <w:br/>
       <w:br/>
     </w:r>

--- a/klagomål/A 476-2025 FSC-klagomål.docx
+++ b/klagomål/A 476-2025 FSC-klagomål.docx
@@ -1008,7 +1008,7 @@
     <w:r>
       <w:tab/>
       <w:tab/>
-      <w:t>2025-06-23</w:t>
+      <w:t>2025-06-24</w:t>
       <w:br/>
       <w:br/>
     </w:r>

--- a/klagomål/A 476-2025 FSC-klagomål.docx
+++ b/klagomål/A 476-2025 FSC-klagomål.docx
@@ -1008,7 +1008,7 @@
     <w:r>
       <w:tab/>
       <w:tab/>
-      <w:t>2025-06-24</w:t>
+      <w:t>2025-06-25</w:t>
       <w:br/>
       <w:br/>
     </w:r>

--- a/klagomål/A 476-2025 FSC-klagomål.docx
+++ b/klagomål/A 476-2025 FSC-klagomål.docx
@@ -1008,7 +1008,7 @@
     <w:r>
       <w:tab/>
       <w:tab/>
-      <w:t>2025-06-25</w:t>
+      <w:t>2025-06-26</w:t>
       <w:br/>
       <w:br/>
     </w:r>

--- a/klagomål/A 476-2025 FSC-klagomål.docx
+++ b/klagomål/A 476-2025 FSC-klagomål.docx
@@ -1008,7 +1008,7 @@
     <w:r>
       <w:tab/>
       <w:tab/>
-      <w:t>2025-06-26</w:t>
+      <w:t>2025-06-27</w:t>
       <w:br/>
       <w:br/>
     </w:r>

--- a/klagomål/A 476-2025 FSC-klagomål.docx
+++ b/klagomål/A 476-2025 FSC-klagomål.docx
@@ -1008,7 +1008,7 @@
     <w:r>
       <w:tab/>
       <w:tab/>
-      <w:t>2025-06-27</w:t>
+      <w:t>2025-06-28</w:t>
       <w:br/>
       <w:br/>
     </w:r>

--- a/klagomål/A 476-2025 FSC-klagomål.docx
+++ b/klagomål/A 476-2025 FSC-klagomål.docx
@@ -1008,7 +1008,7 @@
     <w:r>
       <w:tab/>
       <w:tab/>
-      <w:t>2025-06-28</w:t>
+      <w:t>2025-06-29</w:t>
       <w:br/>
       <w:br/>
     </w:r>

--- a/klagomål/A 476-2025 FSC-klagomål.docx
+++ b/klagomål/A 476-2025 FSC-klagomål.docx
@@ -1008,7 +1008,7 @@
     <w:r>
       <w:tab/>
       <w:tab/>
-      <w:t>2025-06-29</w:t>
+      <w:t>2025-06-30</w:t>
       <w:br/>
       <w:br/>
     </w:r>

--- a/klagomål/A 476-2025 FSC-klagomål.docx
+++ b/klagomål/A 476-2025 FSC-klagomål.docx
@@ -1008,7 +1008,7 @@
     <w:r>
       <w:tab/>
       <w:tab/>
-      <w:t>2025-06-30</w:t>
+      <w:t>2025-07-01</w:t>
       <w:br/>
       <w:br/>
     </w:r>

--- a/klagomål/A 476-2025 FSC-klagomål.docx
+++ b/klagomål/A 476-2025 FSC-klagomål.docx
@@ -1008,7 +1008,7 @@
     <w:r>
       <w:tab/>
       <w:tab/>
-      <w:t>2025-07-01</w:t>
+      <w:t>2025-07-02</w:t>
       <w:br/>
       <w:br/>
     </w:r>

--- a/klagomål/A 476-2025 FSC-klagomål.docx
+++ b/klagomål/A 476-2025 FSC-klagomål.docx
@@ -1008,7 +1008,7 @@
     <w:r>
       <w:tab/>
       <w:tab/>
-      <w:t>2025-07-02</w:t>
+      <w:t>2025-07-03</w:t>
       <w:br/>
       <w:br/>
     </w:r>

--- a/klagomål/A 476-2025 FSC-klagomål.docx
+++ b/klagomål/A 476-2025 FSC-klagomål.docx
@@ -1008,7 +1008,7 @@
     <w:r>
       <w:tab/>
       <w:tab/>
-      <w:t>2025-07-03</w:t>
+      <w:t>2025-07-04</w:t>
       <w:br/>
       <w:br/>
     </w:r>

--- a/klagomål/A 476-2025 FSC-klagomål.docx
+++ b/klagomål/A 476-2025 FSC-klagomål.docx
@@ -1008,7 +1008,7 @@
     <w:r>
       <w:tab/>
       <w:tab/>
-      <w:t>2025-07-04</w:t>
+      <w:t>2025-07-05</w:t>
       <w:br/>
       <w:br/>
     </w:r>

--- a/klagomål/A 476-2025 FSC-klagomål.docx
+++ b/klagomål/A 476-2025 FSC-klagomål.docx
@@ -1008,7 +1008,7 @@
     <w:r>
       <w:tab/>
       <w:tab/>
-      <w:t>2025-07-05</w:t>
+      <w:t>2025-07-06</w:t>
       <w:br/>
       <w:br/>
     </w:r>

--- a/klagomål/A 476-2025 FSC-klagomål.docx
+++ b/klagomål/A 476-2025 FSC-klagomål.docx
@@ -1008,7 +1008,7 @@
     <w:r>
       <w:tab/>
       <w:tab/>
-      <w:t>2025-07-06</w:t>
+      <w:t>2025-07-07</w:t>
       <w:br/>
       <w:br/>
     </w:r>

--- a/klagomål/A 476-2025 FSC-klagomål.docx
+++ b/klagomål/A 476-2025 FSC-klagomål.docx
@@ -1008,7 +1008,7 @@
     <w:r>
       <w:tab/>
       <w:tab/>
-      <w:t>2025-07-07</w:t>
+      <w:t>2025-07-08</w:t>
       <w:br/>
       <w:br/>
     </w:r>

--- a/klagomål/A 476-2025 FSC-klagomål.docx
+++ b/klagomål/A 476-2025 FSC-klagomål.docx
@@ -1008,7 +1008,7 @@
     <w:r>
       <w:tab/>
       <w:tab/>
-      <w:t>2025-07-08</w:t>
+      <w:t>2025-07-09</w:t>
       <w:br/>
       <w:br/>
     </w:r>

--- a/klagomål/A 476-2025 FSC-klagomål.docx
+++ b/klagomål/A 476-2025 FSC-klagomål.docx
@@ -1008,7 +1008,7 @@
     <w:r>
       <w:tab/>
       <w:tab/>
-      <w:t>2025-07-09</w:t>
+      <w:t>2025-07-11</w:t>
       <w:br/>
       <w:br/>
     </w:r>

--- a/klagomål/A 476-2025 FSC-klagomål.docx
+++ b/klagomål/A 476-2025 FSC-klagomål.docx
@@ -1008,7 +1008,7 @@
     <w:r>
       <w:tab/>
       <w:tab/>
-      <w:t>2025-07-11</w:t>
+      <w:t>2025-07-12</w:t>
       <w:br/>
       <w:br/>
     </w:r>

--- a/klagomål/A 476-2025 FSC-klagomål.docx
+++ b/klagomål/A 476-2025 FSC-klagomål.docx
@@ -1008,7 +1008,7 @@
     <w:r>
       <w:tab/>
       <w:tab/>
-      <w:t>2025-07-12</w:t>
+      <w:t>2025-07-13</w:t>
       <w:br/>
       <w:br/>
     </w:r>

--- a/klagomål/A 476-2025 FSC-klagomål.docx
+++ b/klagomål/A 476-2025 FSC-klagomål.docx
@@ -1008,7 +1008,7 @@
     <w:r>
       <w:tab/>
       <w:tab/>
-      <w:t>2025-07-13</w:t>
+      <w:t>2025-07-14</w:t>
       <w:br/>
       <w:br/>
     </w:r>

--- a/klagomål/A 476-2025 FSC-klagomål.docx
+++ b/klagomål/A 476-2025 FSC-klagomål.docx
@@ -1046,7 +1046,7 @@
     <w:r>
       <w:tab/>
       <w:tab/>
-      <w:t>2025-08-06</w:t>
+      <w:t>2025-08-09</w:t>
       <w:br/>
       <w:br/>
     </w:r>
